--- a/general_theory_of_sustainability_traceability.docx
+++ b/general_theory_of_sustainability_traceability.docx
@@ -1890,6 +1890,512 @@
       </w:tr>
     </w:tbl>
     <w:p/>
+    <w:p>
+      <w:pPr>
+        <w:pBdr>
+          <w:bottom w:val="single" w:sz="6" w:color="AABBC5"/>
+        </w:pBdr>
+      </w:pPr>
+    </w:p>
+    <w:p>
+      <w:pPr>
+        <w:pStyle w:val="Heading1"/>
+      </w:pPr>
+      <w:r>
+        <w:t>Addendum (27 August 2026): register cross-references — closing the C8 traceability gap</w:t>
+      </w:r>
+    </w:p>
+    <w:p>
+      <w:r>
+        <w:t>This report predates the proof-status register (</w:t>
+      </w:r>
+      <w:r>
+        <w:rPr>
+          <w:rFonts w:ascii="Consolas" w:hAnsi="Consolas"/>
+          <w:sz w:val="18"/>
+        </w:rPr>
+        <w:t>PROOF_MANIFEST.md</w:t>
+      </w:r>
+      <w:r>
+        <w:t xml:space="preserve">, first assembled 25 August 2026) and therefore maps concepts to manuscript </w:t>
+      </w:r>
+      <w:r>
+        <w:rPr>
+          <w:b/>
+        </w:rPr>
+        <w:t>locations</w:t>
+      </w:r>
+      <w:r>
+        <w:t xml:space="preserve"> without status information. The batch-4 cross-document consistency audit recorded that gap as finding </w:t>
+      </w:r>
+      <w:r>
+        <w:rPr>
+          <w:b/>
+        </w:rPr>
+        <w:t>C8</w:t>
+      </w:r>
+      <w:r>
+        <w:t xml:space="preserve">: "the traceability documents don't trace status." The recorded obligation is to upgrade them </w:t>
+      </w:r>
+      <w:r>
+        <w:rPr>
+          <w:b/>
+        </w:rPr>
+        <w:t>by addendum, not by silent rewrite</w:t>
+      </w:r>
+      <w:r>
+        <w:t xml:space="preserve"> — the original mapping above is preserved verbatim, and this section adds the missing status layer for the load-bearing concepts. Statuses are cited from </w:t>
+      </w:r>
+      <w:r>
+        <w:rPr>
+          <w:rFonts w:ascii="Consolas" w:hAnsi="Consolas"/>
+          <w:sz w:val="18"/>
+        </w:rPr>
+        <w:t>PROOF_MANIFEST.md</w:t>
+      </w:r>
+      <w:r>
+        <w:t xml:space="preserve"> (the register of record) at their stated scopes; where a manuscript concept has no register row, that fact is itself the status. The vocabulary follows the register's six mandatory terms, related to the manuscript's own taxonomy by the Part VII crosswalk of the register.</w:t>
+      </w:r>
+    </w:p>
+    <w:tbl>
+      <w:tblPr>
+        <w:tblStyle w:val="TableGrid"/>
+        <w:tblW w:type="auto" w:w="0"/>
+        <w:jc w:val="center"/>
+        <w:tblLook w:firstColumn="1" w:firstRow="1" w:lastColumn="0" w:lastRow="0" w:noHBand="0" w:noVBand="1" w:val="04A0"/>
+      </w:tblPr>
+      <w:tblGrid>
+        <w:gridCol w:w="3216"/>
+        <w:gridCol w:w="3216"/>
+        <w:gridCol w:w="3216"/>
+      </w:tblGrid>
+      <w:tr>
+        <w:tc>
+          <w:tcPr>
+            <w:tcW w:type="dxa" w:w="3216"/>
+            <w:shd w:fill="DCE8EF"/>
+            <w:vAlign w:val="center"/>
+          </w:tcPr>
+          <w:p>
+            <w:r>
+              <w:rPr>
+                <w:b/>
+              </w:rPr>
+              <w:t>Source concept (this report)</w:t>
+            </w:r>
+          </w:p>
+        </w:tc>
+        <w:tc>
+          <w:tcPr>
+            <w:tcW w:type="dxa" w:w="3216"/>
+            <w:shd w:fill="DCE8EF"/>
+            <w:vAlign w:val="center"/>
+          </w:tcPr>
+          <w:p>
+            <w:r>
+              <w:rPr>
+                <w:b/>
+              </w:rPr>
+              <w:t>Register locus</w:t>
+            </w:r>
+          </w:p>
+        </w:tc>
+        <w:tc>
+          <w:tcPr>
+            <w:tcW w:type="dxa" w:w="3216"/>
+            <w:shd w:fill="DCE8EF"/>
+            <w:vAlign w:val="center"/>
+          </w:tcPr>
+          <w:p>
+            <w:r>
+              <w:rPr>
+                <w:b/>
+              </w:rPr>
+              <w:t>Register status (2026-08-27)</w:t>
+            </w:r>
+          </w:p>
+        </w:tc>
+      </w:tr>
+      <w:tr>
+        <w:tc>
+          <w:tcPr>
+            <w:tcW w:type="dxa" w:w="3216"/>
+          </w:tcPr>
+          <w:p>
+            <w:r>
+              <w:t>Robust controlled invariance (Section 5 of the manuscript)</w:t>
+            </w:r>
+          </w:p>
+        </w:tc>
+        <w:tc>
+          <w:tcPr>
+            <w:tcW w:type="dxa" w:w="3216"/>
+          </w:tcPr>
+          <w:p>
+            <w:r>
+              <w:t>Part I rows B1 (strong invariance + conditional tubular erosion) and the A001 Operator I hierarchy</w:t>
+            </w:r>
+          </w:p>
+        </w:tc>
+        <w:tc>
+          <w:tcPr>
+            <w:tcW w:type="dxa" w:w="3216"/>
+          </w:tcPr>
+          <w:p>
+            <w:r>
+              <w:t>PROVEN (B1 at the two-depth erosion form; A001 rows at their stated scopes)</w:t>
+            </w:r>
+          </w:p>
+        </w:tc>
+      </w:tr>
+      <w:tr>
+        <w:tc>
+          <w:tcPr>
+            <w:tcW w:type="dxa" w:w="3216"/>
+          </w:tcPr>
+          <w:p>
+            <w:r>
+              <w:t>Impossibility certificates (Section 13.2)</w:t>
+            </w:r>
+          </w:p>
+        </w:tc>
+        <w:tc>
+          <w:tcPr>
+            <w:tcW w:type="dxa" w:w="3216"/>
+          </w:tcPr>
+          <w:p>
+            <w:r>
+              <w:t>Part I row R03.Thm1 (certificate trichotomy)</w:t>
+            </w:r>
+          </w:p>
+        </w:tc>
+        <w:tc>
+          <w:tcPr>
+            <w:tcW w:type="dxa" w:w="3216"/>
+          </w:tcPr>
+          <w:p>
+            <w:r>
+              <w:t>PROVEN (restated as partial taxonomy)</w:t>
+            </w:r>
+          </w:p>
+        </w:tc>
+      </w:tr>
+      <w:tr>
+        <w:tc>
+          <w:tcPr>
+            <w:tcW w:type="dxa" w:w="3216"/>
+          </w:tcPr>
+          <w:p>
+            <w:r>
+              <w:t>Sustainability certificate / Certification Levels 0–6 (Sections 13.1, 13.3)</w:t>
+            </w:r>
+          </w:p>
+        </w:tc>
+        <w:tc>
+          <w:tcPr>
+            <w:tcW w:type="dxa" w:w="3216"/>
+          </w:tcPr>
+          <w:p>
+            <w:r>
+              <w:t xml:space="preserve">No per-level theorem rows exist; the register's six-term status vocabulary (Part VII crosswalk) is the operative grading, and every Wave E empirical gate row is Part III </w:t>
+            </w:r>
+            <w:r>
+              <w:rPr>
+                <w:rFonts w:ascii="Consolas" w:hAnsi="Consolas"/>
+                <w:sz w:val="18"/>
+              </w:rPr>
+              <w:t>NOT CONFIRMED</w:t>
+            </w:r>
+          </w:p>
+        </w:tc>
+        <w:tc>
+          <w:tcPr>
+            <w:tcW w:type="dxa" w:w="3216"/>
+          </w:tcPr>
+          <w:p>
+            <w:r>
+              <w:t>Register vocabulary only — no level-graded certificates are registered as confirmed</w:t>
+            </w:r>
+          </w:p>
+        </w:tc>
+      </w:tr>
+      <w:tr>
+        <w:tc>
+          <w:tcPr>
+            <w:tcW w:type="dxa" w:w="3216"/>
+          </w:tcPr>
+          <w:p>
+            <w:r>
+              <w:t>Six proof obligations (Section 13.4)</w:t>
+            </w:r>
+          </w:p>
+        </w:tc>
+        <w:tc>
+          <w:tcPr>
+            <w:tcW w:type="dxa" w:w="3216"/>
+          </w:tcPr>
+          <w:p>
+            <w:r>
+              <w:t>Dispersed: B2 (restricted proximal-normal composition, PROVEN), B3 (finite-architecture exact-tube Operator II recursion, PROVEN), B4 (sampled/RFDE/hybrid kernel chain, PROVEN restricted classes), R02.Cor6 (eroded closed-loop safety, PROVEN_CONDITIONAL at the two-depth form)</w:t>
+            </w:r>
+          </w:p>
+        </w:tc>
+        <w:tc>
+          <w:tcPr>
+            <w:tcW w:type="dxa" w:w="3216"/>
+          </w:tcPr>
+          <w:p>
+            <w:r>
+              <w:t>PROVEN / PROVEN_CONDITIONAL as listed</w:t>
+            </w:r>
+          </w:p>
+        </w:tc>
+      </w:tr>
+      <w:tr>
+        <w:tc>
+          <w:tcPr>
+            <w:tcW w:type="dxa" w:w="3216"/>
+          </w:tcPr>
+          <w:p>
+            <w:r>
+              <w:t>Leading indicators and causal rationale (Section 14)</w:t>
+            </w:r>
+          </w:p>
+        </w:tc>
+        <w:tc>
+          <w:tcPr>
+            <w:tcW w:type="dxa" w:w="3216"/>
+          </w:tcPr>
+          <w:p>
+            <w:r>
+              <w:t>Empirical layer: Part III rows (all NOT CONFIRMED) and the Part VI scored trees</w:t>
+            </w:r>
+          </w:p>
+        </w:tc>
+        <w:tc>
+          <w:tcPr>
+            <w:tcW w:type="dxa" w:w="3216"/>
+          </w:tcPr>
+          <w:p>
+            <w:r>
+              <w:t>NOT CONFIRMED (paper-support level); the scored trees carry Part VI artifact statuses</w:t>
+            </w:r>
+          </w:p>
+        </w:tc>
+      </w:tr>
+      <w:tr>
+        <w:tc>
+          <w:tcPr>
+            <w:tcW w:type="dxa" w:w="3216"/>
+          </w:tcPr>
+          <w:p>
+            <w:r>
+              <w:t>Comparative model ladder (Section 15.2)</w:t>
+            </w:r>
+          </w:p>
+        </w:tc>
+        <w:tc>
+          <w:tcPr>
+            <w:tcW w:type="dxa" w:w="3216"/>
+          </w:tcPr>
+          <w:p>
+            <w:r>
+              <w:t>Wave E: the two scored trees (</w:t>
+            </w:r>
+            <w:r>
+              <w:rPr>
+                <w:rFonts w:ascii="Consolas" w:hAnsi="Consolas"/>
+                <w:sz w:val="18"/>
+              </w:rPr>
+              <w:t>wave_e_cod/</w:t>
+            </w:r>
+            <w:r>
+              <w:t xml:space="preserve">, </w:t>
+            </w:r>
+            <w:r>
+              <w:rPr>
+                <w:rFonts w:ascii="Consolas" w:hAnsi="Consolas"/>
+                <w:sz w:val="18"/>
+              </w:rPr>
+              <w:t>wave_e_edwards/</w:t>
+            </w:r>
+            <w:r>
+              <w:t>) — Part VI</w:t>
+            </w:r>
+          </w:p>
+        </w:tc>
+        <w:tc>
+          <w:tcPr>
+            <w:tcW w:type="dxa" w:w="3216"/>
+          </w:tcPr>
+          <w:p>
+            <w:r>
+              <w:t>INDEPENDENT_RERUN at the artifact level (scores reproduced; specification match machine-verified); no forecast module is certified and no Wave E gate is closed</w:t>
+            </w:r>
+          </w:p>
+        </w:tc>
+      </w:tr>
+      <w:tr>
+        <w:tc>
+          <w:tcPr>
+            <w:tcW w:type="dxa" w:w="3216"/>
+          </w:tcPr>
+          <w:p>
+            <w:r>
+              <w:t>Full falsification sweep (Section 15.1)</w:t>
+            </w:r>
+          </w:p>
+        </w:tc>
+        <w:tc>
+          <w:tcPr>
+            <w:tcW w:type="dxa" w:w="3216"/>
+          </w:tcPr>
+          <w:p>
+            <w:r>
+              <w:t>The falsification programme remains architectural; Part III Paper 5 rows</w:t>
+            </w:r>
+          </w:p>
+        </w:tc>
+        <w:tc>
+          <w:tcPr>
+            <w:tcW w:type="dxa" w:w="3216"/>
+          </w:tcPr>
+          <w:p>
+            <w:r>
+              <w:t>NOT CONFIRMED</w:t>
+            </w:r>
+          </w:p>
+        </w:tc>
+      </w:tr>
+      <w:tr>
+        <w:tc>
+          <w:tcPr>
+            <w:tcW w:type="dxa" w:w="3216"/>
+          </w:tcPr>
+          <w:p>
+            <w:r>
+              <w:t>General sustainability conjecture (Section 16.1)</w:t>
+            </w:r>
+          </w:p>
+        </w:tc>
+        <w:tc>
+          <w:tcPr>
+            <w:tcW w:type="dxa" w:w="3216"/>
+          </w:tcPr>
+          <w:p>
+            <w:r>
+              <w:t>No register row — it is the programme's target, not a theorem</w:t>
+            </w:r>
+          </w:p>
+        </w:tc>
+        <w:tc>
+          <w:tcPr>
+            <w:tcW w:type="dxa" w:w="3216"/>
+          </w:tcPr>
+          <w:p>
+            <w:r>
+              <w:t>Correctly unregistered (a conjecture carries no theorem status)</w:t>
+            </w:r>
+          </w:p>
+        </w:tc>
+      </w:tr>
+      <w:tr>
+        <w:tc>
+          <w:tcPr>
+            <w:tcW w:type="dxa" w:w="3216"/>
+          </w:tcPr>
+          <w:p>
+            <w:r>
+              <w:t>Thermodynamic/MEP reduction (Sections 11.10, 17)</w:t>
+            </w:r>
+          </w:p>
+        </w:tc>
+        <w:tc>
+          <w:tcPr>
+            <w:tcW w:type="dxa" w:w="3216"/>
+          </w:tcPr>
+          <w:p>
+            <w:r>
+              <w:t>Rejected universal reduction stands (no register row; the negative treatment is the registered content)</w:t>
+            </w:r>
+          </w:p>
+        </w:tc>
+        <w:tc>
+          <w:tcPr>
+            <w:tcW w:type="dxa" w:w="3216"/>
+          </w:tcPr>
+          <w:p>
+            <w:r>
+              <w:t>Rejected/qualified — no theorem status claimed</w:t>
+            </w:r>
+          </w:p>
+        </w:tc>
+      </w:tr>
+      <w:tr>
+        <w:tc>
+          <w:tcPr>
+            <w:tcW w:type="dxa" w:w="3216"/>
+          </w:tcPr>
+          <w:p>
+            <w:r>
+              <w:t>AI-assisted theory workflow (Section 18, Appendix C)</w:t>
+            </w:r>
+          </w:p>
+        </w:tc>
+        <w:tc>
+          <w:tcPr>
+            <w:tcW w:type="dxa" w:w="3216"/>
+          </w:tcPr>
+          <w:p>
+            <w:r>
+              <w:t>Working-document layer, curated out of the v1.0 public release with retrieval pointer</w:t>
+            </w:r>
+          </w:p>
+        </w:tc>
+        <w:tc>
+          <w:tcPr>
+            <w:tcW w:type="dxa" w:w="3216"/>
+          </w:tcPr>
+          <w:p>
+            <w:r>
+              <w:t>Not a mathematical claim; no status</w:t>
+            </w:r>
+          </w:p>
+        </w:tc>
+      </w:tr>
+    </w:tbl>
+    <w:p/>
+    <w:p>
+      <w:r>
+        <w:rPr>
+          <w:b/>
+        </w:rPr>
+        <w:t>How to use this addendum.</w:t>
+      </w:r>
+      <w:r>
+        <w:t xml:space="preserve"> A reviewer holding the manuscript should read every "Theorem"-shaped box through the Part VII crosswalk: proof boxes resolve to Part I rows at the statuses above; computation boxes to Part II rows (all five committed certificates INDEPENDENT_RERUN; the A1 continuum campaign COMPUTED with its Stage-4d certificate); data/empirical boxes to Part III/VI rows. A box citing no locus is a defect. The greppable rule (a manuscript sentence containing "proved", "proven", "theorem", or "certified" must cite a register row at a matching status) is implemented tree-side by </w:t>
+      </w:r>
+      <w:r>
+        <w:rPr>
+          <w:rFonts w:ascii="Consolas" w:hAnsi="Consolas"/>
+          <w:sz w:val="18"/>
+        </w:rPr>
+        <w:t>reaudit/verify_consistency.py</w:t>
+      </w:r>
+      <w:r>
+        <w:t xml:space="preserve"> and manuscript-side by </w:t>
+      </w:r>
+      <w:r>
+        <w:rPr>
+          <w:rFonts w:ascii="Consolas" w:hAnsi="Consolas"/>
+          <w:sz w:val="18"/>
+        </w:rPr>
+        <w:t>reaudit/verify_manuscript_sweep.py</w:t>
+      </w:r>
+      <w:r>
+        <w:t>.</w:t>
+      </w:r>
+    </w:p>
     <w:sectPr>
       <w:footerReference w:type="default" r:id="rId9"/>
       <w:pgSz w:w="12240" w:h="15840"/>
